--- a/docs/TZ_marketplace.docx
+++ b/docs/TZ_marketplace.docx
@@ -35,13 +35,6 @@
           <w:i/>
         </w:rPr>
         <w:t>Виконавець: Горбунова Крістіна, група УМ-з31</w:t>
-        <w:br/>
-      </w:r>
-      <w:r>
-        <w:rPr>
-          <w:i/>
-        </w:rPr>
-        <w:t>Травень 2026</w:t>
       </w:r>
     </w:p>
     <w:p/>
@@ -1018,10 +1011,46 @@
       </w:pPr>
       <w:r>
         <w:rPr>
-          <w:i/>
+          <w:i w:val="0"/>
           <w:sz w:val="22"/>
         </w:rPr>
-        <w:t>У розробці. Посилання на слайди для захисту проекту буде додано до фінального дедлайну (30 червня 2026). Місце збереження: спільний Google Drive команди.</w:t>
+        <w:t>Слайди для захисту проекту (12 слайдів, .pptx): структура — бізнес-проблема, дані, модель, метрики, формула замовлення, бізнес-ефект, висновки.</w:t>
+      </w:r>
+    </w:p>
+    <w:p>
+      <w:pPr>
+        <w:spacing w:after="40"/>
+      </w:pPr>
+      <w:r>
+        <w:rPr>
+          <w:b/>
+          <w:sz w:val="22"/>
+        </w:rPr>
+        <w:t xml:space="preserve">Файл презентації: </w:t>
+      </w:r>
+      <w:r>
+        <w:rPr>
+          <w:sz w:val="22"/>
+        </w:rPr>
+        <w:t>https://github.com/kgorbunova3/sku-sales-forecast/blob/main/docs/presentation.pptx</w:t>
+      </w:r>
+    </w:p>
+    <w:p>
+      <w:pPr>
+        <w:spacing w:after="40"/>
+      </w:pPr>
+      <w:r>
+        <w:rPr>
+          <w:b/>
+          <w:sz w:val="22"/>
+        </w:rPr>
+        <w:t xml:space="preserve">Пряме завантаження: </w:t>
+      </w:r>
+      <w:r>
+        <w:rPr>
+          <w:sz w:val="22"/>
+        </w:rPr>
+        <w:t>https://github.com/kgorbunova3/sku-sales-forecast/raw/main/docs/presentation.pptx</w:t>
       </w:r>
     </w:p>
     <w:p>

--- a/docs/TZ_marketplace.docx
+++ b/docs/TZ_marketplace.docx
@@ -497,7 +497,7 @@
         <w:rPr>
           <w:sz w:val="22"/>
         </w:rPr>
-        <w:t>Data Scientist (виконавець): Горбунова Крістіна (УМ-з31).</w:t>
+        <w:t>Data Scientist (виконавиця): Горбунова Крістіна (УМ-з31).</w:t>
       </w:r>
     </w:p>
     <w:p>

--- a/docs/TZ_marketplace.docx
+++ b/docs/TZ_marketplace.docx
@@ -164,7 +164,7 @@
         <w:rPr>
           <w:sz w:val="22"/>
         </w:rPr>
-        <w:t>Задача #1 — Написання ТЗ: https://github.com/kgorbunova3/sku-sales-forecast/issues/1</w:t>
+        <w:t>Задача #1, Написання ТЗ: https://github.com/kgorbunova3/sku-sales-forecast/issues/1</w:t>
       </w:r>
     </w:p>
     <w:p>
@@ -176,7 +176,7 @@
         <w:rPr>
           <w:sz w:val="22"/>
         </w:rPr>
-        <w:t>Задача #2 — Формування Датасету: https://github.com/kgorbunova3/sku-sales-forecast/issues/2</w:t>
+        <w:t>Задача #2, Формування Датасету: https://github.com/kgorbunova3/sku-sales-forecast/issues/2</w:t>
       </w:r>
     </w:p>
     <w:p>
@@ -188,7 +188,7 @@
         <w:rPr>
           <w:sz w:val="22"/>
         </w:rPr>
-        <w:t>Задача #3 — Вибір та запуск моделі: https://github.com/kgorbunova3/sku-sales-forecast/issues/3</w:t>
+        <w:t>Задача #3, Вибір та запуск моделі: https://github.com/kgorbunova3/sku-sales-forecast/issues/3</w:t>
       </w:r>
     </w:p>
     <w:p>
@@ -200,7 +200,7 @@
         <w:rPr>
           <w:sz w:val="22"/>
         </w:rPr>
-        <w:t>Задача #4 — Вибір та оцінка метрик: https://github.com/kgorbunova3/sku-sales-forecast/issues/4</w:t>
+        <w:t>Задача #4, Вибір та оцінка метрик: https://github.com/kgorbunova3/sku-sales-forecast/issues/4</w:t>
       </w:r>
     </w:p>
     <w:p>
@@ -212,7 +212,7 @@
         <w:rPr>
           <w:sz w:val="22"/>
         </w:rPr>
-        <w:t>Задача #5 — Формування звіту з результатами: https://github.com/kgorbunova3/sku-sales-forecast/issues/5</w:t>
+        <w:t>Задача #5, Формування звіту з результатами: https://github.com/kgorbunova3/sku-sales-forecast/issues/5</w:t>
       </w:r>
     </w:p>
     <w:p>
@@ -237,7 +237,7 @@
           <w:i w:val="0"/>
           <w:sz w:val="22"/>
         </w:rPr>
-        <w:t>Планова дата інтеграції моделі у робочий процес — кінець семестру.</w:t>
+        <w:t>Планова дата інтеграції моделі у робочий процес, кінець семестру.</w:t>
       </w:r>
     </w:p>
     <w:p>
@@ -298,7 +298,7 @@
         <w:rPr>
           <w:sz w:val="22"/>
         </w:rPr>
-        <w:t>fact_sales_daily — щоденні продажі (date, store_id, sku_id, qty, gmv)</w:t>
+        <w:t>fact_sales_daily, щоденні продажі (date, store_id, sku_id, qty, gmv)</w:t>
       </w:r>
     </w:p>
     <w:p>
@@ -310,7 +310,7 @@
         <w:rPr>
           <w:sz w:val="22"/>
         </w:rPr>
-        <w:t>dim_sku — каталог SKU (sku_id, category, brand, price_avg)</w:t>
+        <w:t>dim_sku, каталог SKU (sku_id, category, brand, price_avg)</w:t>
       </w:r>
     </w:p>
     <w:p>
@@ -322,7 +322,7 @@
         <w:rPr>
           <w:sz w:val="22"/>
         </w:rPr>
-        <w:t>dim_store — довідник магазинів / fulfillment-центрів</w:t>
+        <w:t>dim_store, довідник магазинів / fulfillment-центрів</w:t>
       </w:r>
     </w:p>
     <w:p>
@@ -334,7 +334,7 @@
         <w:rPr>
           <w:sz w:val="22"/>
         </w:rPr>
-        <w:t>fact_promo_calendar — календар акцій і знижок</w:t>
+        <w:t>fact_promo_calendar, календар акцій і знижок</w:t>
       </w:r>
     </w:p>
     <w:p>
@@ -346,7 +346,7 @@
         <w:rPr>
           <w:sz w:val="22"/>
         </w:rPr>
-        <w:t>fact_inventory_snapshot — щоденні залишки та товар у дорозі (GiT)</w:t>
+        <w:t>fact_inventory_snapshot, щоденні залишки та товар у дорозі (GiT)</w:t>
       </w:r>
     </w:p>
     <w:p>
@@ -431,7 +431,7 @@
         <w:rPr>
           <w:sz w:val="22"/>
         </w:rPr>
-        <w:t>Перенавчання моделі — раз на квартал або при WAPE &gt; 30% дві неділі поспіль.</w:t>
+        <w:t>Перенавчання моделі, раз на квартал або при WAPE &gt; 30% дві неділі поспіль.</w:t>
       </w:r>
     </w:p>
     <w:p>
@@ -443,7 +443,7 @@
         <w:rPr>
           <w:sz w:val="22"/>
         </w:rPr>
-        <w:t>Виправний ре-запуск (re-run) при оновленні даних — у напівавтоматичному режимі.</w:t>
+        <w:t>Виправний ре-запуск (re-run) при оновленні даних, у напівавтоматичному режимі.</w:t>
       </w:r>
     </w:p>
     <w:p>
@@ -558,7 +558,7 @@
         <w:rPr>
           <w:sz w:val="22"/>
         </w:rPr>
-        <w:t>Out-of-Stock (OOS): потенційний клієнт не знаходить товар і йде до конкурента — пряма втрата виручки + ризик зниження customer retention.</w:t>
+        <w:t>Out-of-Stock (OOS): потенційний клієнт не знаходить товар і йде до конкурента, пряма втрата виручки + ризик зниження customer retention.</w:t>
       </w:r>
     </w:p>
     <w:p>
@@ -570,7 +570,7 @@
         <w:rPr>
           <w:sz w:val="22"/>
         </w:rPr>
-        <w:t>Over-Stock: на складах накопичується товар, який не продається — заморожуються оборотні кошти, ростуть витрати на зберігання, ризик уцінки.</w:t>
+        <w:t>Over-Stock: на складах накопичується товар, який не продається, заморожуються оборотні кошти, ростуть витрати на зберігання, ризик уцінки.</w:t>
       </w:r>
     </w:p>
     <w:p>
@@ -624,7 +624,7 @@
           <w:i/>
           <w:sz w:val="22"/>
         </w:rPr>
-        <w:t>де Fct — прогноз продажів на горизонт, St — поточний залишок, GiT — товар у дорозі, SS_Fct — страховий запас (≈ 1.65·σ для service level 95%).</w:t>
+        <w:t>де Fct, прогноз продажів на горизонт, St, поточний залишок, GiT, товар у дорозі, SS_Fct, страховий запас (≈ 1.65·σ для service level 95%).</w:t>
       </w:r>
     </w:p>
     <w:p>
@@ -673,7 +673,7 @@
         <w:rPr>
           <w:sz w:val="22"/>
         </w:rPr>
-        <w:t>Latency розрахунку: повний запуск (15 SKU × 2 магазини × 4 тижні) — менш ніж 5 хв.</w:t>
+        <w:t>Latency розрахунку: повний запуск (15 SKU × 2 магазини × 4 тижні), менш ніж 5 хв.</w:t>
       </w:r>
     </w:p>
     <w:p>
@@ -758,7 +758,7 @@
         <w:rPr>
           <w:sz w:val="22"/>
         </w:rPr>
-        <w:t>MAPE — допоміжна метрика (контроль викидів)</w:t>
+        <w:t>MAPE, допоміжна метрика (контроль викидів)</w:t>
       </w:r>
     </w:p>
     <w:p>
@@ -770,7 +770,7 @@
         <w:rPr>
           <w:sz w:val="22"/>
         </w:rPr>
-        <w:t>MAE / RMSE — для порівняння категорій</w:t>
+        <w:t>MAE / RMSE, для порівняння категорій</w:t>
       </w:r>
     </w:p>
     <w:p>
@@ -782,7 +782,7 @@
         <w:rPr>
           <w:sz w:val="22"/>
         </w:rPr>
-        <w:t>Bias — у межах ±5% (систематична помилка прогнозу)</w:t>
+        <w:t>Bias, у межах ±5% (систематична помилка прогнозу)</w:t>
       </w:r>
     </w:p>
     <w:p>
@@ -794,7 +794,7 @@
         <w:rPr>
           <w:sz w:val="22"/>
         </w:rPr>
-        <w:t>SLA latency — менше 5 хв на повний запуск</w:t>
+        <w:t>SLA latency, менше 5 хв на повний запуск</w:t>
       </w:r>
     </w:p>
     <w:p>
@@ -806,7 +806,7 @@
           <w:i/>
           <w:sz w:val="22"/>
         </w:rPr>
-        <w:t>Поточні результати моделі (LightGBM): WAPE 25.24%, MAE 9.61 — тобто модель перевищує поточний поріг і потребує подальшого тюнінгу (вище порогу через малий синтетичний датасет; у продакшні з повним обсягом даних очікується WAPE ≤ 20%).</w:t>
+        <w:t>Поточні результати моделі (LightGBM): WAPE 25.24%, MAE 9.61, тобто модель перевищує поточний поріг і потребує подальшого тюнінгу (вище порогу через малий синтетичний датасет; у продакшні з повним обсягом даних очікується WAPE ≤ 20%).</w:t>
       </w:r>
     </w:p>
     <w:p>
@@ -867,7 +867,7 @@
         <w:rPr>
           <w:sz w:val="22"/>
         </w:rPr>
-        <w:t>Новi SKU (історія &lt; 12 тижнів) — використовується fallback на категорійне середнє.</w:t>
+        <w:t>Новi SKU (історія &lt; 12 тижнів), використовується fallback на категорійне середнє.</w:t>
       </w:r>
     </w:p>
     <w:p>
@@ -892,7 +892,7 @@
         <w:rPr>
           <w:sz w:val="22"/>
         </w:rPr>
-        <w:t>Технічні: модель навчається на pandas + LightGBM, ресурс — 1 CPU-узел, RAM ≤ 8 ГБ.</w:t>
+        <w:t>Технічні: модель навчається на pandas + LightGBM, ресурс, 1 CPU-узел, RAM ≤ 8 ГБ.</w:t>
       </w:r>
     </w:p>
     <w:p>
@@ -928,7 +928,7 @@
         <w:rPr>
           <w:sz w:val="22"/>
         </w:rPr>
-        <w:t>Прогноз — мінімум 0 (без негативних значень), без обмеження зверху.</w:t>
+        <w:t>Прогноз, мінімум 0 (без негативних значень), без обмеження зверху.</w:t>
       </w:r>
     </w:p>
     <w:p>
@@ -953,7 +953,7 @@
         <w:rPr>
           <w:sz w:val="22"/>
         </w:rPr>
-        <w:t>Зниження OOS-rate з очікуваних 12–15% до 7–8% — потенційне зростання GMV на ~3% по пілотних категоріях.</w:t>
+        <w:t>Зниження OOS-rate з очікуваних 12–15% до 7–8%, потенційне зростання GMV на ~3% по пілотних категоріях.</w:t>
       </w:r>
     </w:p>
     <w:p>
@@ -965,7 +965,7 @@
         <w:rPr>
           <w:sz w:val="22"/>
         </w:rPr>
-        <w:t>Скорочення over-stock на 10–15% — звільнення оборотних коштів орієнтовно ~150 тис. USD по пілоту з 15 SKU.</w:t>
+        <w:t>Скорочення over-stock на 10–15%, звільнення оборотних коштів орієнтовно ~150 тис. USD по пілоту з 15 SKU.</w:t>
       </w:r>
     </w:p>
     <w:p>
@@ -989,7 +989,7 @@
         <w:rPr>
           <w:sz w:val="22"/>
         </w:rPr>
-        <w:t>Відмова від платних сторонніх SaaS-сервісів прогнозування (типу o9, RELEX) — економія ліцензій від $50k/рік.</w:t>
+        <w:t>Відмова від платних сторонніх SaaS-сервісів прогнозування (типу o9, RELEX), економія ліцензій від $50k/рік.</w:t>
       </w:r>
     </w:p>
     <w:p>
@@ -1014,7 +1014,7 @@
           <w:i w:val="0"/>
           <w:sz w:val="22"/>
         </w:rPr>
-        <w:t>Слайди для захисту проекту (12 слайдів, .pptx): структура — бізнес-проблема, дані, модель, метрики, формула замовлення, бізнес-ефект, висновки.</w:t>
+        <w:t>Слайди для захисту проекту (12 слайдів, .pptx): структура, бізнес-проблема, дані, модель, метрики, формула замовлення, бізнес-ефект, висновки.</w:t>
       </w:r>
     </w:p>
     <w:p>
@@ -1197,7 +1197,7 @@
         <w:rPr>
           <w:sz w:val="22"/>
         </w:rPr>
-        <w:t>2) Task fetch_data — SQL-запит до DWH, вивантаження продажів, залишків, промо.</w:t>
+        <w:t>2) Task fetch_data, SQL-запит до DWH, вивантаження продажів, залишків, промо.</w:t>
       </w:r>
     </w:p>
     <w:p>
@@ -1209,7 +1209,7 @@
         <w:rPr>
           <w:sz w:val="22"/>
         </w:rPr>
-        <w:t>3) Task aggregate_weekly — агрегація денних даних до тижневих.</w:t>
+        <w:t>3) Task aggregate_weekly, агрегація денних даних до тижневих.</w:t>
       </w:r>
     </w:p>
     <w:p>
@@ -1221,7 +1221,7 @@
         <w:rPr>
           <w:sz w:val="22"/>
         </w:rPr>
-        <w:t>4) Task feature_engineering — генерація лагів, ковзних, календарних ознак.</w:t>
+        <w:t>4) Task feature_engineering, генерація лагів, ковзних, календарних ознак.</w:t>
       </w:r>
     </w:p>
     <w:p>
@@ -1233,7 +1233,7 @@
         <w:rPr>
           <w:sz w:val="22"/>
         </w:rPr>
-        <w:t>5) Task train_or_load_model — інкрементне навчання або завантаження поточної моделі з MLflow.</w:t>
+        <w:t>5) Task train_or_load_model, інкрементне навчання або завантаження поточної моделі з MLflow.</w:t>
       </w:r>
     </w:p>
     <w:p>
@@ -1245,7 +1245,7 @@
         <w:rPr>
           <w:sz w:val="22"/>
         </w:rPr>
-        <w:t>6) Task predict — рекурсивний прогноз на 4 тижні.</w:t>
+        <w:t>6) Task predict, рекурсивний прогноз на 4 тижні.</w:t>
       </w:r>
     </w:p>
     <w:p>
@@ -1257,7 +1257,7 @@
         <w:rPr>
           <w:sz w:val="22"/>
         </w:rPr>
-        <w:t>7) Task compute_order_qty — застосування формули Q = Fct − St − GiT + SS_Fct.</w:t>
+        <w:t>7) Task compute_order_qty, застосування формули Q = Fct − St − GiT + SS_Fct.</w:t>
       </w:r>
     </w:p>
     <w:p>
@@ -1269,7 +1269,7 @@
         <w:rPr>
           <w:sz w:val="22"/>
         </w:rPr>
-        <w:t>8) Task export_results — запис у BigQuery + Parquet у S3.</w:t>
+        <w:t>8) Task export_results, запис у BigQuery + Parquet у S3.</w:t>
       </w:r>
     </w:p>
     <w:p>
@@ -1281,7 +1281,7 @@
         <w:rPr>
           <w:sz w:val="22"/>
         </w:rPr>
-        <w:t>9) Task notify — Slack-нотифікація команди Replenishment про готовність.</w:t>
+        <w:t>9) Task notify, Slack-нотифікація команди Replenishment про готовність.</w:t>
       </w:r>
     </w:p>
     <w:p>
@@ -1343,7 +1343,7 @@
         <w:rPr>
           <w:sz w:val="22"/>
         </w:rPr>
-        <w:t>date — date (ISO)</w:t>
+        <w:t>date, date (ISO)</w:t>
       </w:r>
     </w:p>
     <w:p>
@@ -1355,7 +1355,7 @@
         <w:rPr>
           <w:sz w:val="22"/>
         </w:rPr>
-        <w:t>store_id — int</w:t>
+        <w:t>store_id, int</w:t>
       </w:r>
     </w:p>
     <w:p>
@@ -1367,7 +1367,7 @@
         <w:rPr>
           <w:sz w:val="22"/>
         </w:rPr>
-        <w:t>sku_id — int</w:t>
+        <w:t>sku_id, int</w:t>
       </w:r>
     </w:p>
     <w:p>
@@ -1379,7 +1379,7 @@
         <w:rPr>
           <w:sz w:val="22"/>
         </w:rPr>
-        <w:t>category — string</w:t>
+        <w:t>category, string</w:t>
       </w:r>
     </w:p>
     <w:p>
@@ -1391,7 +1391,7 @@
         <w:rPr>
           <w:sz w:val="22"/>
         </w:rPr>
-        <w:t>qty — int (кількість одиниць)</w:t>
+        <w:t>qty, int (кількість одиниць)</w:t>
       </w:r>
     </w:p>
     <w:p>
@@ -1403,7 +1403,7 @@
         <w:rPr>
           <w:sz w:val="22"/>
         </w:rPr>
-        <w:t>price — float (грн)</w:t>
+        <w:t>price, float (грн)</w:t>
       </w:r>
     </w:p>
     <w:p>
@@ -1415,7 +1415,7 @@
         <w:rPr>
           <w:sz w:val="22"/>
         </w:rPr>
-        <w:t>promo — int (0/1)</w:t>
+        <w:t>promo, int (0/1)</w:t>
       </w:r>
     </w:p>
     <w:p>
@@ -1439,7 +1439,7 @@
         <w:rPr>
           <w:sz w:val="22"/>
         </w:rPr>
-        <w:t>Формат у DWH: BigQuery partitioned by date; у S3 — Parquet snappy.</w:t>
+        <w:t>Формат у DWH: BigQuery partitioned by date; у S3, Parquet snappy.</w:t>
       </w:r>
     </w:p>
     <w:p>
@@ -1463,7 +1463,7 @@
         <w:rPr>
           <w:sz w:val="22"/>
         </w:rPr>
-        <w:t>Якість: data quality checks — null rate qty &lt; 1%, відсутність duplicates по (date, store, sku).</w:t>
+        <w:t>Якість: data quality checks, null rate qty &lt; 1%, відсутність duplicates по (date, store, sku).</w:t>
       </w:r>
     </w:p>
     <w:p>
@@ -1512,7 +1512,7 @@
         <w:rPr>
           <w:sz w:val="22"/>
         </w:rPr>
-        <w:t>Експорт CSV з прогнозом — для оффлайн-роботи планувальників.</w:t>
+        <w:t>Експорт CSV з прогнозом, для оффлайн-роботи планувальників.</w:t>
       </w:r>
     </w:p>
     <w:p>
@@ -1549,7 +1549,7 @@
         <w:rPr>
           <w:sz w:val="22"/>
         </w:rPr>
-        <w:t>Дрейф попиту (concept drift): сезонні зміни поведінки покупців — мітигація: квартальне перенавчання + автоматичний моніторинг WAPE.</w:t>
+        <w:t>Дрейф попиту (concept drift): сезонні зміни поведінки покупців, мітигація: квартальне перенавчання + автоматичний моніторинг WAPE.</w:t>
       </w:r>
     </w:p>
     <w:p>
@@ -1561,7 +1561,7 @@
         <w:rPr>
           <w:sz w:val="22"/>
         </w:rPr>
-        <w:t>Зміна схеми DWH або відмова джерела даних — мітигація: data contracts + alerts у Airflow.</w:t>
+        <w:t>Зміна схеми DWH або відмова джерела даних, мітигація: data contracts + alerts у Airflow.</w:t>
       </w:r>
     </w:p>
     <w:p>
@@ -1573,7 +1573,7 @@
         <w:rPr>
           <w:sz w:val="22"/>
         </w:rPr>
-        <w:t>Нові механіки промо (наприклад, flash-sale без попередження) — мітигація: ручний overrides від Category Manager у UI планувальника.</w:t>
+        <w:t>Нові механіки промо (наприклад, flash-sale без попередження), мітигація: ручний overrides від Category Manager у UI планувальника.</w:t>
       </w:r>
     </w:p>
     <w:p>
@@ -1585,7 +1585,7 @@
         <w:rPr>
           <w:sz w:val="22"/>
         </w:rPr>
-        <w:t>Помилка в кат-фічах при появі нового SKU без історії — мітигація: fallback на категорійне середнє + флаг новизни SKU.</w:t>
+        <w:t>Помилка в кат-фічах при появі нового SKU без історії, мітигація: fallback на категорійне середнє + флаг новизни SKU.</w:t>
       </w:r>
     </w:p>
     <w:p>
@@ -1597,7 +1597,7 @@
         <w:rPr>
           <w:sz w:val="22"/>
         </w:rPr>
-        <w:t>Інфраструктурні: відмова Airflow worker, переповнення BigQuery quota — стандартні DevOps alerts + retry policy.</w:t>
+        <w:t>Інфраструктурні: відмова Airflow worker, переповнення BigQuery quota, стандартні DevOps alerts + retry policy.</w:t>
       </w:r>
     </w:p>
     <w:p>
@@ -1646,7 +1646,7 @@
         <w:rPr>
           <w:sz w:val="22"/>
         </w:rPr>
-        <w:t>Розглянути перехід з рекурсивного multi-step на direct multi-step (окремі моделі на +1, +2, +3, +4 тижні) — уникнення накопичення похибки.</w:t>
+        <w:t>Розглянути перехід з рекурсивного multi-step на direct multi-step (окремі моделі на +1, +2, +3, +4 тижні), уникнення накопичення похибки.</w:t>
       </w:r>
     </w:p>
     <w:p>
